--- a/CDA Jobs Dashboard Design OnePager.docx
+++ b/CDA Jobs Dashboard Design OnePager.docx
@@ -420,6 +420,16 @@
       <w:r>
         <w:rPr>
           <w:rFonts w:ascii="Calibri" w:cs="Calibri" w:eastAsia="Calibri" w:hAnsi="Calibri"/>
+          <w:b/>
+          <w:bCs/>
+          <w:sz w:val="21"/>
+          <w:szCs w:val="21"/>
+        </w:rPr>
+        <w:t xml:space="preserve">Status: </w:t>
+      </w:r>
+      <w:r>
+        <w:rPr>
+          <w:rFonts w:ascii="Calibri" w:cs="Calibri" w:eastAsia="Calibri" w:hAnsi="Calibri"/>
           <w:sz w:val="21"/>
           <w:szCs w:val="21"/>
         </w:rPr>
@@ -438,10 +448,873 @@
       <w:r>
         <w:rPr>
           <w:rFonts w:ascii="Calibri" w:cs="Calibri" w:eastAsia="Calibri" w:hAnsi="Calibri"/>
-          <w:sz w:val="21"/>
-          <w:szCs w:val="21"/>
-        </w:rPr>
-        <w:t xml:space="preserve">Job description — plain text explanation of what the job does, taken directly from the GCAP log.</w:t>
+          <w:b/>
+          <w:bCs/>
+          <w:sz w:val="21"/>
+          <w:szCs w:val="21"/>
+        </w:rPr>
+        <w:t xml:space="preserve">Description: </w:t>
+      </w:r>
+      <w:r>
+        <w:rPr>
+          <w:rFonts w:ascii="Calibri" w:cs="Calibri" w:eastAsia="Calibri" w:hAnsi="Calibri"/>
+          <w:sz w:val="21"/>
+          <w:szCs w:val="21"/>
+        </w:rPr>
+        <w:t xml:space="preserve">Job description, taken directly from the GCAP log (e.g. "LOAD SEA COLLATERAL DATA LOAD COMPLETED"). Gives context on exactly what the job does without needing to open the stored procedure.</w:t>
+      </w:r>
+    </w:p>
+    <w:p>
+      <w:pPr>
+        <w:spacing w:after="100"/>
+      </w:pPr>
+      <w:r>
+        <w:t xml:space="preserve"/>
+      </w:r>
+    </w:p>
+    <w:p>
+      <w:pPr>
+        <w:pStyle w:val="Heading2"/>
+        <w:spacing w:after="80" w:before="160"/>
+      </w:pPr>
+      <w:r>
+        <w:rPr>
+          <w:rFonts w:ascii="Calibri" w:cs="Calibri" w:eastAsia="Calibri" w:hAnsi="Calibri"/>
+          <w:b/>
+          <w:bCs/>
+          <w:color w:val="404040"/>
+          <w:sz w:val="23"/>
+          <w:szCs w:val="23"/>
+        </w:rPr>
+        <w:t xml:space="preserve">Field detail — confirmed GCAP columns</w:t>
+      </w:r>
+    </w:p>
+    <w:tbl>
+      <w:tblPr>
+        <w:tblW w:type="dxa" w:w="9360"/>
+        <w:tblBorders>
+          <w:top w:val="single" w:color="auto" w:sz="4"/>
+          <w:left w:val="single" w:color="auto" w:sz="4"/>
+          <w:bottom w:val="single" w:color="auto" w:sz="4"/>
+          <w:right w:val="single" w:color="auto" w:sz="4"/>
+          <w:insideH w:val="single" w:color="auto" w:sz="4"/>
+          <w:insideV w:val="single" w:color="auto" w:sz="4"/>
+        </w:tblBorders>
+      </w:tblPr>
+      <w:tblGrid>
+        <w:gridCol w:w="2800"/>
+        <w:gridCol w:w="6560"/>
+      </w:tblGrid>
+      <w:tr>
+        <w:tc>
+          <w:tcPr>
+            <w:tcW w:type="dxa" w:w="2800"/>
+            <w:tcBorders>
+              <w:top w:val="single" w:color="CCCCCC" w:sz="1"/>
+              <w:left w:val="single" w:color="CCCCCC" w:sz="1"/>
+              <w:bottom w:val="single" w:color="CCCCCC" w:sz="1"/>
+              <w:right w:val="single" w:color="CCCCCC" w:sz="1"/>
+            </w:tcBorders>
+            <w:shd w:fill="404040" w:val="clear"/>
+            <w:tcMar>
+              <w:top w:type="dxa" w:w="80"/>
+              <w:left w:type="dxa" w:w="120"/>
+              <w:bottom w:type="dxa" w:w="80"/>
+              <w:right w:type="dxa" w:w="120"/>
+            </w:tcMar>
+          </w:tcPr>
+          <w:p>
+            <w:r>
+              <w:rPr>
+                <w:rFonts w:ascii="Calibri" w:cs="Calibri" w:eastAsia="Calibri" w:hAnsi="Calibri"/>
+                <w:b/>
+                <w:bCs/>
+                <w:color w:val="FFFFFF"/>
+                <w:sz w:val="20"/>
+                <w:szCs w:val="20"/>
+              </w:rPr>
+              <w:t xml:space="preserve">Column</w:t>
+            </w:r>
+          </w:p>
+        </w:tc>
+        <w:tc>
+          <w:tcPr>
+            <w:tcW w:type="dxa" w:w="6560"/>
+            <w:tcBorders>
+              <w:top w:val="single" w:color="CCCCCC" w:sz="1"/>
+              <w:left w:val="single" w:color="CCCCCC" w:sz="1"/>
+              <w:bottom w:val="single" w:color="CCCCCC" w:sz="1"/>
+              <w:right w:val="single" w:color="CCCCCC" w:sz="1"/>
+            </w:tcBorders>
+            <w:tcMar>
+              <w:top w:type="dxa" w:w="80"/>
+              <w:left w:type="dxa" w:w="120"/>
+              <w:bottom w:type="dxa" w:w="80"/>
+              <w:right w:type="dxa" w:w="120"/>
+            </w:tcMar>
+          </w:tcPr>
+          <w:p>
+            <w:r>
+              <w:rPr>
+                <w:rFonts w:ascii="Calibri" w:cs="Calibri" w:eastAsia="Calibri" w:hAnsi="Calibri"/>
+                <w:b/>
+                <w:bCs/>
+                <w:color w:val="FFFFFF"/>
+                <w:sz w:val="20"/>
+                <w:szCs w:val="20"/>
+              </w:rPr>
+              <w:t xml:space="preserve">Meaning</w:t>
+            </w:r>
+          </w:p>
+        </w:tc>
+      </w:tr>
+      <w:tr>
+        <w:tc>
+          <w:tcPr>
+            <w:tcW w:type="dxa" w:w="2800"/>
+            <w:tcBorders>
+              <w:top w:val="single" w:color="CCCCCC" w:sz="1"/>
+              <w:left w:val="single" w:color="CCCCCC" w:sz="1"/>
+              <w:bottom w:val="single" w:color="CCCCCC" w:sz="1"/>
+              <w:right w:val="single" w:color="CCCCCC" w:sz="1"/>
+            </w:tcBorders>
+            <w:shd w:fill="F2F2F2" w:val="clear"/>
+            <w:tcMar>
+              <w:top w:type="dxa" w:w="80"/>
+              <w:left w:type="dxa" w:w="120"/>
+              <w:bottom w:type="dxa" w:w="80"/>
+              <w:right w:type="dxa" w:w="120"/>
+            </w:tcMar>
+          </w:tcPr>
+          <w:p>
+            <w:r>
+              <w:rPr>
+                <w:rFonts w:ascii="Calibri" w:cs="Calibri" w:eastAsia="Calibri" w:hAnsi="Calibri"/>
+                <w:b/>
+                <w:bCs/>
+                <w:color w:val="000000"/>
+                <w:sz w:val="20"/>
+                <w:szCs w:val="20"/>
+              </w:rPr>
+              <w:t xml:space="preserve">Job_type</w:t>
+            </w:r>
+          </w:p>
+        </w:tc>
+        <w:tc>
+          <w:tcPr>
+            <w:tcW w:type="dxa" w:w="6560"/>
+            <w:tcBorders>
+              <w:top w:val="single" w:color="CCCCCC" w:sz="1"/>
+              <w:left w:val="single" w:color="CCCCCC" w:sz="1"/>
+              <w:bottom w:val="single" w:color="CCCCCC" w:sz="1"/>
+              <w:right w:val="single" w:color="CCCCCC" w:sz="1"/>
+            </w:tcBorders>
+            <w:tcMar>
+              <w:top w:type="dxa" w:w="80"/>
+              <w:left w:type="dxa" w:w="120"/>
+              <w:bottom w:type="dxa" w:w="80"/>
+              <w:right w:type="dxa" w:w="120"/>
+            </w:tcMar>
+          </w:tcPr>
+          <w:p>
+            <w:r>
+              <w:rPr>
+                <w:rFonts w:ascii="Calibri" w:cs="Calibri" w:eastAsia="Calibri" w:hAnsi="Calibri"/>
+                <w:b w:val="false"/>
+                <w:bCs w:val="false"/>
+                <w:color w:val="000000"/>
+                <w:sz w:val="20"/>
+                <w:szCs w:val="20"/>
+              </w:rPr>
+              <w:t xml:space="preserve">A, B, or C — identifies which stage of the process the job belongs to</w:t>
+            </w:r>
+          </w:p>
+        </w:tc>
+      </w:tr>
+      <w:tr>
+        <w:tc>
+          <w:tcPr>
+            <w:tcW w:type="dxa" w:w="2800"/>
+            <w:tcBorders>
+              <w:top w:val="single" w:color="CCCCCC" w:sz="1"/>
+              <w:left w:val="single" w:color="CCCCCC" w:sz="1"/>
+              <w:bottom w:val="single" w:color="CCCCCC" w:sz="1"/>
+              <w:right w:val="single" w:color="CCCCCC" w:sz="1"/>
+            </w:tcBorders>
+            <w:shd w:fill="F2F2F2" w:val="clear"/>
+            <w:tcMar>
+              <w:top w:type="dxa" w:w="80"/>
+              <w:left w:type="dxa" w:w="120"/>
+              <w:bottom w:type="dxa" w:w="80"/>
+              <w:right w:type="dxa" w:w="120"/>
+            </w:tcMar>
+          </w:tcPr>
+          <w:p>
+            <w:r>
+              <w:rPr>
+                <w:rFonts w:ascii="Calibri" w:cs="Calibri" w:eastAsia="Calibri" w:hAnsi="Calibri"/>
+                <w:b/>
+                <w:bCs/>
+                <w:color w:val="000000"/>
+                <w:sz w:val="20"/>
+                <w:szCs w:val="20"/>
+              </w:rPr>
+              <w:t xml:space="preserve">Entity</w:t>
+            </w:r>
+          </w:p>
+        </w:tc>
+        <w:tc>
+          <w:tcPr>
+            <w:tcW w:type="dxa" w:w="6560"/>
+            <w:tcBorders>
+              <w:top w:val="single" w:color="CCCCCC" w:sz="1"/>
+              <w:left w:val="single" w:color="CCCCCC" w:sz="1"/>
+              <w:bottom w:val="single" w:color="CCCCCC" w:sz="1"/>
+              <w:right w:val="single" w:color="CCCCCC" w:sz="1"/>
+            </w:tcBorders>
+            <w:tcMar>
+              <w:top w:type="dxa" w:w="80"/>
+              <w:left w:type="dxa" w:w="120"/>
+              <w:bottom w:type="dxa" w:w="80"/>
+              <w:right w:type="dxa" w:w="120"/>
+            </w:tcMar>
+          </w:tcPr>
+          <w:p>
+            <w:r>
+              <w:rPr>
+                <w:rFonts w:ascii="Calibri" w:cs="Calibri" w:eastAsia="Calibri" w:hAnsi="Calibri"/>
+                <w:b w:val="false"/>
+                <w:bCs w:val="false"/>
+                <w:color w:val="000000"/>
+                <w:sz w:val="20"/>
+                <w:szCs w:val="20"/>
+              </w:rPr>
+              <w:t xml:space="preserve">Line of business the job runs for, e.g. SEA, STUSCO_CRUDE, GLNG_ARC</w:t>
+            </w:r>
+          </w:p>
+        </w:tc>
+      </w:tr>
+      <w:tr>
+        <w:tc>
+          <w:tcPr>
+            <w:tcW w:type="dxa" w:w="2800"/>
+            <w:tcBorders>
+              <w:top w:val="single" w:color="CCCCCC" w:sz="1"/>
+              <w:left w:val="single" w:color="CCCCCC" w:sz="1"/>
+              <w:bottom w:val="single" w:color="CCCCCC" w:sz="1"/>
+              <w:right w:val="single" w:color="CCCCCC" w:sz="1"/>
+            </w:tcBorders>
+            <w:shd w:fill="F2F2F2" w:val="clear"/>
+            <w:tcMar>
+              <w:top w:type="dxa" w:w="80"/>
+              <w:left w:type="dxa" w:w="120"/>
+              <w:bottom w:type="dxa" w:w="80"/>
+              <w:right w:type="dxa" w:w="120"/>
+            </w:tcMar>
+          </w:tcPr>
+          <w:p>
+            <w:r>
+              <w:rPr>
+                <w:rFonts w:ascii="Calibri" w:cs="Calibri" w:eastAsia="Calibri" w:hAnsi="Calibri"/>
+                <w:b/>
+                <w:bCs/>
+                <w:color w:val="000000"/>
+                <w:sz w:val="20"/>
+                <w:szCs w:val="20"/>
+              </w:rPr>
+              <w:t xml:space="preserve">Job_name</w:t>
+            </w:r>
+          </w:p>
+        </w:tc>
+        <w:tc>
+          <w:tcPr>
+            <w:tcW w:type="dxa" w:w="6560"/>
+            <w:tcBorders>
+              <w:top w:val="single" w:color="CCCCCC" w:sz="1"/>
+              <w:left w:val="single" w:color="CCCCCC" w:sz="1"/>
+              <w:bottom w:val="single" w:color="CCCCCC" w:sz="1"/>
+              <w:right w:val="single" w:color="CCCCCC" w:sz="1"/>
+            </w:tcBorders>
+            <w:tcMar>
+              <w:top w:type="dxa" w:w="80"/>
+              <w:left w:type="dxa" w:w="120"/>
+              <w:bottom w:type="dxa" w:w="80"/>
+              <w:right w:type="dxa" w:w="120"/>
+            </w:tcMar>
+          </w:tcPr>
+          <w:p>
+            <w:r>
+              <w:rPr>
+                <w:rFonts w:ascii="Calibri" w:cs="Calibri" w:eastAsia="Calibri" w:hAnsi="Calibri"/>
+                <w:b w:val="false"/>
+                <w:bCs w:val="false"/>
+                <w:color w:val="000000"/>
+                <w:sz w:val="20"/>
+                <w:szCs w:val="20"/>
+              </w:rPr>
+              <w:t xml:space="preserve">The stored procedure name, e.g. sp_GCAP_SEA_Staging_1_Collateral</w:t>
+            </w:r>
+          </w:p>
+        </w:tc>
+      </w:tr>
+      <w:tr>
+        <w:tc>
+          <w:tcPr>
+            <w:tcW w:type="dxa" w:w="2800"/>
+            <w:tcBorders>
+              <w:top w:val="single" w:color="CCCCCC" w:sz="1"/>
+              <w:left w:val="single" w:color="CCCCCC" w:sz="1"/>
+              <w:bottom w:val="single" w:color="CCCCCC" w:sz="1"/>
+              <w:right w:val="single" w:color="CCCCCC" w:sz="1"/>
+            </w:tcBorders>
+            <w:shd w:fill="F2F2F2" w:val="clear"/>
+            <w:tcMar>
+              <w:top w:type="dxa" w:w="80"/>
+              <w:left w:type="dxa" w:w="120"/>
+              <w:bottom w:type="dxa" w:w="80"/>
+              <w:right w:type="dxa" w:w="120"/>
+            </w:tcMar>
+          </w:tcPr>
+          <w:p>
+            <w:r>
+              <w:rPr>
+                <w:rFonts w:ascii="Calibri" w:cs="Calibri" w:eastAsia="Calibri" w:hAnsi="Calibri"/>
+                <w:b/>
+                <w:bCs/>
+                <w:color w:val="000000"/>
+                <w:sz w:val="20"/>
+                <w:szCs w:val="20"/>
+              </w:rPr>
+              <w:t xml:space="preserve">Job_description</w:t>
+            </w:r>
+          </w:p>
+        </w:tc>
+        <w:tc>
+          <w:tcPr>
+            <w:tcW w:type="dxa" w:w="6560"/>
+            <w:tcBorders>
+              <w:top w:val="single" w:color="CCCCCC" w:sz="1"/>
+              <w:left w:val="single" w:color="CCCCCC" w:sz="1"/>
+              <w:bottom w:val="single" w:color="CCCCCC" w:sz="1"/>
+              <w:right w:val="single" w:color="CCCCCC" w:sz="1"/>
+            </w:tcBorders>
+            <w:tcMar>
+              <w:top w:type="dxa" w:w="80"/>
+              <w:left w:type="dxa" w:w="120"/>
+              <w:bottom w:type="dxa" w:w="80"/>
+              <w:right w:type="dxa" w:w="120"/>
+            </w:tcMar>
+          </w:tcPr>
+          <w:p>
+            <w:r>
+              <w:rPr>
+                <w:rFonts w:ascii="Calibri" w:cs="Calibri" w:eastAsia="Calibri" w:hAnsi="Calibri"/>
+                <w:b w:val="false"/>
+                <w:bCs w:val="false"/>
+                <w:color w:val="000000"/>
+                <w:sz w:val="20"/>
+                <w:szCs w:val="20"/>
+              </w:rPr>
+              <w:t xml:space="preserve">Plain English description of what the job loads</w:t>
+            </w:r>
+          </w:p>
+        </w:tc>
+      </w:tr>
+      <w:tr>
+        <w:tc>
+          <w:tcPr>
+            <w:tcW w:type="dxa" w:w="2800"/>
+            <w:tcBorders>
+              <w:top w:val="single" w:color="CCCCCC" w:sz="1"/>
+              <w:left w:val="single" w:color="CCCCCC" w:sz="1"/>
+              <w:bottom w:val="single" w:color="CCCCCC" w:sz="1"/>
+              <w:right w:val="single" w:color="CCCCCC" w:sz="1"/>
+            </w:tcBorders>
+            <w:shd w:fill="F2F2F2" w:val="clear"/>
+            <w:tcMar>
+              <w:top w:type="dxa" w:w="80"/>
+              <w:left w:type="dxa" w:w="120"/>
+              <w:bottom w:type="dxa" w:w="80"/>
+              <w:right w:type="dxa" w:w="120"/>
+            </w:tcMar>
+          </w:tcPr>
+          <w:p>
+            <w:r>
+              <w:rPr>
+                <w:rFonts w:ascii="Calibri" w:cs="Calibri" w:eastAsia="Calibri" w:hAnsi="Calibri"/>
+                <w:b/>
+                <w:bCs/>
+                <w:color w:val="000000"/>
+                <w:sz w:val="20"/>
+                <w:szCs w:val="20"/>
+              </w:rPr>
+              <w:t xml:space="preserve">Job_status</w:t>
+            </w:r>
+          </w:p>
+        </w:tc>
+        <w:tc>
+          <w:tcPr>
+            <w:tcW w:type="dxa" w:w="6560"/>
+            <w:tcBorders>
+              <w:top w:val="single" w:color="CCCCCC" w:sz="1"/>
+              <w:left w:val="single" w:color="CCCCCC" w:sz="1"/>
+              <w:bottom w:val="single" w:color="CCCCCC" w:sz="1"/>
+              <w:right w:val="single" w:color="CCCCCC" w:sz="1"/>
+            </w:tcBorders>
+            <w:tcMar>
+              <w:top w:type="dxa" w:w="80"/>
+              <w:left w:type="dxa" w:w="120"/>
+              <w:bottom w:type="dxa" w:w="80"/>
+              <w:right w:type="dxa" w:w="120"/>
+            </w:tcMar>
+          </w:tcPr>
+          <w:p>
+            <w:r>
+              <w:rPr>
+                <w:rFonts w:ascii="Calibri" w:cs="Calibri" w:eastAsia="Calibri" w:hAnsi="Calibri"/>
+                <w:b w:val="false"/>
+                <w:bCs w:val="false"/>
+                <w:color w:val="000000"/>
+                <w:sz w:val="20"/>
+                <w:szCs w:val="20"/>
+              </w:rPr>
+              <w:t xml:space="preserve">Y = completed, N = did not complete</w:t>
+            </w:r>
+          </w:p>
+        </w:tc>
+      </w:tr>
+      <w:tr>
+        <w:tc>
+          <w:tcPr>
+            <w:tcW w:type="dxa" w:w="2800"/>
+            <w:tcBorders>
+              <w:top w:val="single" w:color="CCCCCC" w:sz="1"/>
+              <w:left w:val="single" w:color="CCCCCC" w:sz="1"/>
+              <w:bottom w:val="single" w:color="CCCCCC" w:sz="1"/>
+              <w:right w:val="single" w:color="CCCCCC" w:sz="1"/>
+            </w:tcBorders>
+            <w:shd w:fill="F2F2F2" w:val="clear"/>
+            <w:tcMar>
+              <w:top w:type="dxa" w:w="80"/>
+              <w:left w:type="dxa" w:w="120"/>
+              <w:bottom w:type="dxa" w:w="80"/>
+              <w:right w:type="dxa" w:w="120"/>
+            </w:tcMar>
+          </w:tcPr>
+          <w:p>
+            <w:r>
+              <w:rPr>
+                <w:rFonts w:ascii="Calibri" w:cs="Calibri" w:eastAsia="Calibri" w:hAnsi="Calibri"/>
+                <w:b/>
+                <w:bCs/>
+                <w:color w:val="000000"/>
+                <w:sz w:val="20"/>
+                <w:szCs w:val="20"/>
+              </w:rPr>
+              <w:t xml:space="preserve">EOD_date</w:t>
+            </w:r>
+          </w:p>
+        </w:tc>
+        <w:tc>
+          <w:tcPr>
+            <w:tcW w:type="dxa" w:w="6560"/>
+            <w:tcBorders>
+              <w:top w:val="single" w:color="CCCCCC" w:sz="1"/>
+              <w:left w:val="single" w:color="CCCCCC" w:sz="1"/>
+              <w:bottom w:val="single" w:color="CCCCCC" w:sz="1"/>
+              <w:right w:val="single" w:color="CCCCCC" w:sz="1"/>
+            </w:tcBorders>
+            <w:tcMar>
+              <w:top w:type="dxa" w:w="80"/>
+              <w:left w:type="dxa" w:w="120"/>
+              <w:bottom w:type="dxa" w:w="80"/>
+              <w:right w:type="dxa" w:w="120"/>
+            </w:tcMar>
+          </w:tcPr>
+          <w:p>
+            <w:r>
+              <w:rPr>
+                <w:rFonts w:ascii="Calibri" w:cs="Calibri" w:eastAsia="Calibri" w:hAnsi="Calibri"/>
+                <w:b w:val="false"/>
+                <w:bCs w:val="false"/>
+                <w:color w:val="000000"/>
+                <w:sz w:val="20"/>
+                <w:szCs w:val="20"/>
+              </w:rPr>
+              <w:t xml:space="preserve">Date the source system's end-of-day batch completed. NULL if not yet completed</w:t>
+            </w:r>
+          </w:p>
+        </w:tc>
+      </w:tr>
+      <w:tr>
+        <w:tc>
+          <w:tcPr>
+            <w:tcW w:type="dxa" w:w="2800"/>
+            <w:tcBorders>
+              <w:top w:val="single" w:color="CCCCCC" w:sz="1"/>
+              <w:left w:val="single" w:color="CCCCCC" w:sz="1"/>
+              <w:bottom w:val="single" w:color="CCCCCC" w:sz="1"/>
+              <w:right w:val="single" w:color="CCCCCC" w:sz="1"/>
+            </w:tcBorders>
+            <w:shd w:fill="F2F2F2" w:val="clear"/>
+            <w:tcMar>
+              <w:top w:type="dxa" w:w="80"/>
+              <w:left w:type="dxa" w:w="120"/>
+              <w:bottom w:type="dxa" w:w="80"/>
+              <w:right w:type="dxa" w:w="120"/>
+            </w:tcMar>
+          </w:tcPr>
+          <w:p>
+            <w:r>
+              <w:rPr>
+                <w:rFonts w:ascii="Calibri" w:cs="Calibri" w:eastAsia="Calibri" w:hAnsi="Calibri"/>
+                <w:b/>
+                <w:bCs/>
+                <w:color w:val="000000"/>
+                <w:sz w:val="20"/>
+                <w:szCs w:val="20"/>
+              </w:rPr>
+              <w:t xml:space="preserve">Run_date</w:t>
+            </w:r>
+          </w:p>
+        </w:tc>
+        <w:tc>
+          <w:tcPr>
+            <w:tcW w:type="dxa" w:w="6560"/>
+            <w:tcBorders>
+              <w:top w:val="single" w:color="CCCCCC" w:sz="1"/>
+              <w:left w:val="single" w:color="CCCCCC" w:sz="1"/>
+              <w:bottom w:val="single" w:color="CCCCCC" w:sz="1"/>
+              <w:right w:val="single" w:color="CCCCCC" w:sz="1"/>
+            </w:tcBorders>
+            <w:tcMar>
+              <w:top w:type="dxa" w:w="80"/>
+              <w:left w:type="dxa" w:w="120"/>
+              <w:bottom w:type="dxa" w:w="80"/>
+              <w:right w:type="dxa" w:w="120"/>
+            </w:tcMar>
+          </w:tcPr>
+          <w:p>
+            <w:r>
+              <w:rPr>
+                <w:rFonts w:ascii="Calibri" w:cs="Calibri" w:eastAsia="Calibri" w:hAnsi="Calibri"/>
+                <w:b w:val="false"/>
+                <w:bCs w:val="false"/>
+                <w:color w:val="000000"/>
+                <w:sz w:val="20"/>
+                <w:szCs w:val="20"/>
+              </w:rPr>
+              <w:t xml:space="preserve">Date GCAP ran the job. Confirmed to be date only, no time component</w:t>
+            </w:r>
+          </w:p>
+        </w:tc>
+      </w:tr>
+    </w:tbl>
+    <w:p>
+      <w:pPr>
+        <w:spacing w:after="100"/>
+      </w:pPr>
+      <w:r>
+        <w:t xml:space="preserve"/>
+      </w:r>
+    </w:p>
+    <w:p>
+      <w:pPr>
+        <w:pStyle w:val="Heading2"/>
+        <w:spacing w:after="80" w:before="160"/>
+      </w:pPr>
+      <w:r>
+        <w:rPr>
+          <w:rFonts w:ascii="Calibri" w:cs="Calibri" w:eastAsia="Calibri" w:hAnsi="Calibri"/>
+          <w:b/>
+          <w:bCs/>
+          <w:color w:val="404040"/>
+          <w:sz w:val="23"/>
+          <w:szCs w:val="23"/>
+        </w:rPr>
+        <w:t xml:space="preserve">Field detail — Automate log (as seen so far)</w:t>
+      </w:r>
+    </w:p>
+    <w:tbl>
+      <w:tblPr>
+        <w:tblW w:type="dxa" w:w="9360"/>
+        <w:tblBorders>
+          <w:top w:val="single" w:color="auto" w:sz="4"/>
+          <w:left w:val="single" w:color="auto" w:sz="4"/>
+          <w:bottom w:val="single" w:color="auto" w:sz="4"/>
+          <w:right w:val="single" w:color="auto" w:sz="4"/>
+          <w:insideH w:val="single" w:color="auto" w:sz="4"/>
+          <w:insideV w:val="single" w:color="auto" w:sz="4"/>
+        </w:tblBorders>
+      </w:tblPr>
+      <w:tblGrid>
+        <w:gridCol w:w="2800"/>
+        <w:gridCol w:w="6560"/>
+      </w:tblGrid>
+      <w:tr>
+        <w:tc>
+          <w:tcPr>
+            <w:tcW w:type="dxa" w:w="2800"/>
+            <w:tcBorders>
+              <w:top w:val="single" w:color="CCCCCC" w:sz="1"/>
+              <w:left w:val="single" w:color="CCCCCC" w:sz="1"/>
+              <w:bottom w:val="single" w:color="CCCCCC" w:sz="1"/>
+              <w:right w:val="single" w:color="CCCCCC" w:sz="1"/>
+            </w:tcBorders>
+            <w:shd w:fill="404040" w:val="clear"/>
+            <w:tcMar>
+              <w:top w:type="dxa" w:w="80"/>
+              <w:left w:type="dxa" w:w="120"/>
+              <w:bottom w:type="dxa" w:w="80"/>
+              <w:right w:type="dxa" w:w="120"/>
+            </w:tcMar>
+          </w:tcPr>
+          <w:p>
+            <w:r>
+              <w:rPr>
+                <w:rFonts w:ascii="Calibri" w:cs="Calibri" w:eastAsia="Calibri" w:hAnsi="Calibri"/>
+                <w:b/>
+                <w:bCs/>
+                <w:color w:val="FFFFFF"/>
+                <w:sz w:val="20"/>
+                <w:szCs w:val="20"/>
+              </w:rPr>
+              <w:t xml:space="preserve">Column</w:t>
+            </w:r>
+          </w:p>
+        </w:tc>
+        <w:tc>
+          <w:tcPr>
+            <w:tcW w:type="dxa" w:w="6560"/>
+            <w:tcBorders>
+              <w:top w:val="single" w:color="CCCCCC" w:sz="1"/>
+              <w:left w:val="single" w:color="CCCCCC" w:sz="1"/>
+              <w:bottom w:val="single" w:color="CCCCCC" w:sz="1"/>
+              <w:right w:val="single" w:color="CCCCCC" w:sz="1"/>
+            </w:tcBorders>
+            <w:tcMar>
+              <w:top w:type="dxa" w:w="80"/>
+              <w:left w:type="dxa" w:w="120"/>
+              <w:bottom w:type="dxa" w:w="80"/>
+              <w:right w:type="dxa" w:w="120"/>
+            </w:tcMar>
+          </w:tcPr>
+          <w:p>
+            <w:r>
+              <w:rPr>
+                <w:rFonts w:ascii="Calibri" w:cs="Calibri" w:eastAsia="Calibri" w:hAnsi="Calibri"/>
+                <w:b/>
+                <w:bCs/>
+                <w:color w:val="FFFFFF"/>
+                <w:sz w:val="20"/>
+                <w:szCs w:val="20"/>
+              </w:rPr>
+              <w:t xml:space="preserve">Meaning</w:t>
+            </w:r>
+          </w:p>
+        </w:tc>
+      </w:tr>
+      <w:tr>
+        <w:tc>
+          <w:tcPr>
+            <w:tcW w:type="dxa" w:w="2800"/>
+            <w:tcBorders>
+              <w:top w:val="single" w:color="CCCCCC" w:sz="1"/>
+              <w:left w:val="single" w:color="CCCCCC" w:sz="1"/>
+              <w:bottom w:val="single" w:color="CCCCCC" w:sz="1"/>
+              <w:right w:val="single" w:color="CCCCCC" w:sz="1"/>
+            </w:tcBorders>
+            <w:shd w:fill="F2F2F2" w:val="clear"/>
+            <w:tcMar>
+              <w:top w:type="dxa" w:w="80"/>
+              <w:left w:type="dxa" w:w="120"/>
+              <w:bottom w:type="dxa" w:w="80"/>
+              <w:right w:type="dxa" w:w="120"/>
+            </w:tcMar>
+          </w:tcPr>
+          <w:p>
+            <w:r>
+              <w:rPr>
+                <w:rFonts w:ascii="Calibri" w:cs="Calibri" w:eastAsia="Calibri" w:hAnsi="Calibri"/>
+                <w:b/>
+                <w:bCs/>
+                <w:color w:val="000000"/>
+                <w:sz w:val="20"/>
+                <w:szCs w:val="20"/>
+              </w:rPr>
+              <w:t xml:space="preserve">DateTime</w:t>
+            </w:r>
+          </w:p>
+        </w:tc>
+        <w:tc>
+          <w:tcPr>
+            <w:tcW w:type="dxa" w:w="6560"/>
+            <w:tcBorders>
+              <w:top w:val="single" w:color="CCCCCC" w:sz="1"/>
+              <w:left w:val="single" w:color="CCCCCC" w:sz="1"/>
+              <w:bottom w:val="single" w:color="CCCCCC" w:sz="1"/>
+              <w:right w:val="single" w:color="CCCCCC" w:sz="1"/>
+            </w:tcBorders>
+            <w:tcMar>
+              <w:top w:type="dxa" w:w="80"/>
+              <w:left w:type="dxa" w:w="120"/>
+              <w:bottom w:type="dxa" w:w="80"/>
+              <w:right w:type="dxa" w:w="120"/>
+            </w:tcMar>
+          </w:tcPr>
+          <w:p>
+            <w:r>
+              <w:rPr>
+                <w:rFonts w:ascii="Calibri" w:cs="Calibri" w:eastAsia="Calibri" w:hAnsi="Calibri"/>
+                <w:b w:val="false"/>
+                <w:bCs w:val="false"/>
+                <w:color w:val="000000"/>
+                <w:sz w:val="20"/>
+                <w:szCs w:val="20"/>
+              </w:rPr>
+              <w:t xml:space="preserve">Timestamp of the logged event</w:t>
+            </w:r>
+          </w:p>
+        </w:tc>
+      </w:tr>
+      <w:tr>
+        <w:tc>
+          <w:tcPr>
+            <w:tcW w:type="dxa" w:w="2800"/>
+            <w:tcBorders>
+              <w:top w:val="single" w:color="CCCCCC" w:sz="1"/>
+              <w:left w:val="single" w:color="CCCCCC" w:sz="1"/>
+              <w:bottom w:val="single" w:color="CCCCCC" w:sz="1"/>
+              <w:right w:val="single" w:color="CCCCCC" w:sz="1"/>
+            </w:tcBorders>
+            <w:shd w:fill="F2F2F2" w:val="clear"/>
+            <w:tcMar>
+              <w:top w:type="dxa" w:w="80"/>
+              <w:left w:type="dxa" w:w="120"/>
+              <w:bottom w:type="dxa" w:w="80"/>
+              <w:right w:type="dxa" w:w="120"/>
+            </w:tcMar>
+          </w:tcPr>
+          <w:p>
+            <w:r>
+              <w:rPr>
+                <w:rFonts w:ascii="Calibri" w:cs="Calibri" w:eastAsia="Calibri" w:hAnsi="Calibri"/>
+                <w:b/>
+                <w:bCs/>
+                <w:color w:val="000000"/>
+                <w:sz w:val="20"/>
+                <w:szCs w:val="20"/>
+              </w:rPr>
+              <w:t xml:space="preserve">Task Name</w:t>
+            </w:r>
+          </w:p>
+        </w:tc>
+        <w:tc>
+          <w:tcPr>
+            <w:tcW w:type="dxa" w:w="6560"/>
+            <w:tcBorders>
+              <w:top w:val="single" w:color="CCCCCC" w:sz="1"/>
+              <w:left w:val="single" w:color="CCCCCC" w:sz="1"/>
+              <w:bottom w:val="single" w:color="CCCCCC" w:sz="1"/>
+              <w:right w:val="single" w:color="CCCCCC" w:sz="1"/>
+            </w:tcBorders>
+            <w:tcMar>
+              <w:top w:type="dxa" w:w="80"/>
+              <w:left w:type="dxa" w:w="120"/>
+              <w:bottom w:type="dxa" w:w="80"/>
+              <w:right w:type="dxa" w:w="120"/>
+            </w:tcMar>
+          </w:tcPr>
+          <w:p>
+            <w:r>
+              <w:rPr>
+                <w:rFonts w:ascii="Calibri" w:cs="Calibri" w:eastAsia="Calibri" w:hAnsi="Calibri"/>
+                <w:b w:val="false"/>
+                <w:bCs w:val="false"/>
+                <w:color w:val="000000"/>
+                <w:sz w:val="20"/>
+                <w:szCs w:val="20"/>
+              </w:rPr>
+              <w:t xml:space="preserve">The name of the report/job being run</w:t>
+            </w:r>
+          </w:p>
+        </w:tc>
+      </w:tr>
+      <w:tr>
+        <w:tc>
+          <w:tcPr>
+            <w:tcW w:type="dxa" w:w="2800"/>
+            <w:tcBorders>
+              <w:top w:val="single" w:color="CCCCCC" w:sz="1"/>
+              <w:left w:val="single" w:color="CCCCCC" w:sz="1"/>
+              <w:bottom w:val="single" w:color="CCCCCC" w:sz="1"/>
+              <w:right w:val="single" w:color="CCCCCC" w:sz="1"/>
+            </w:tcBorders>
+            <w:shd w:fill="F2F2F2" w:val="clear"/>
+            <w:tcMar>
+              <w:top w:type="dxa" w:w="80"/>
+              <w:left w:type="dxa" w:w="120"/>
+              <w:bottom w:type="dxa" w:w="80"/>
+              <w:right w:type="dxa" w:w="120"/>
+            </w:tcMar>
+          </w:tcPr>
+          <w:p>
+            <w:r>
+              <w:rPr>
+                <w:rFonts w:ascii="Calibri" w:cs="Calibri" w:eastAsia="Calibri" w:hAnsi="Calibri"/>
+                <w:b/>
+                <w:bCs/>
+                <w:color w:val="000000"/>
+                <w:sz w:val="20"/>
+                <w:szCs w:val="20"/>
+              </w:rPr>
+              <w:t xml:space="preserve">Event</w:t>
+            </w:r>
+          </w:p>
+        </w:tc>
+        <w:tc>
+          <w:tcPr>
+            <w:tcW w:type="dxa" w:w="6560"/>
+            <w:tcBorders>
+              <w:top w:val="single" w:color="CCCCCC" w:sz="1"/>
+              <w:left w:val="single" w:color="CCCCCC" w:sz="1"/>
+              <w:bottom w:val="single" w:color="CCCCCC" w:sz="1"/>
+              <w:right w:val="single" w:color="CCCCCC" w:sz="1"/>
+            </w:tcBorders>
+            <w:tcMar>
+              <w:top w:type="dxa" w:w="80"/>
+              <w:left w:type="dxa" w:w="120"/>
+              <w:bottom w:type="dxa" w:w="80"/>
+              <w:right w:type="dxa" w:w="120"/>
+            </w:tcMar>
+          </w:tcPr>
+          <w:p>
+            <w:r>
+              <w:rPr>
+                <w:rFonts w:ascii="Calibri" w:cs="Calibri" w:eastAsia="Calibri" w:hAnsi="Calibri"/>
+                <w:b w:val="false"/>
+                <w:bCs w:val="false"/>
+                <w:color w:val="000000"/>
+                <w:sz w:val="20"/>
+                <w:szCs w:val="20"/>
+              </w:rPr>
+              <w:t xml:space="preserve">What happened — mostly "Log on workstation" (task triggered), occasionally "Task enabled"/"Task disabled"</w:t>
+            </w:r>
+          </w:p>
+        </w:tc>
+      </w:tr>
+    </w:tbl>
+    <w:p>
+      <w:pPr>
+        <w:spacing w:after="100"/>
+      </w:pPr>
+      <w:r>
+        <w:rPr>
+          <w:rFonts w:ascii="Calibri" w:cs="Calibri" w:eastAsia="Calibri" w:hAnsi="Calibri"/>
+          <w:sz w:val="21"/>
+          <w:szCs w:val="21"/>
+        </w:rPr>
+        <w:t xml:space="preserve">Note: this log confirms when a task triggered. It does not currently show whether the task completed successfully — this is one of the open items below.</w:t>
       </w:r>
     </w:p>
     <w:p>
@@ -466,7 +1339,7 @@
           <w:sz w:val="26"/>
           <w:szCs w:val="26"/>
         </w:rPr>
-        <w:t xml:space="preserve">Data Sources</w:t>
+        <w:t xml:space="preserve">How a Delay or Failure Is Identified</w:t>
       </w:r>
     </w:p>
     <w:p>
@@ -481,20 +1354,10 @@
       <w:r>
         <w:rPr>
           <w:rFonts w:ascii="Calibri" w:cs="Calibri" w:eastAsia="Calibri" w:hAnsi="Calibri"/>
-          <w:b/>
-          <w:bCs/>
-          <w:sz w:val="21"/>
-          <w:szCs w:val="21"/>
-        </w:rPr>
-        <w:t xml:space="preserve">GCAP jobs: </w:t>
-      </w:r>
-      <w:r>
-        <w:rPr>
-          <w:rFonts w:ascii="Calibri" w:cs="Calibri" w:eastAsia="Calibri" w:hAnsi="Calibri"/>
-          <w:sz w:val="21"/>
-          <w:szCs w:val="21"/>
-        </w:rPr>
-        <w:t xml:space="preserve">GCAP database — job status, run date, EOD date, and job description, logged at the end of each stored procedure. Confirmed fields so far: Job_type, Entity, Job_name, Job_description, Job_run_count, Job_status, EOD_date, Run_date, Archived_date.</w:t>
+          <w:sz w:val="21"/>
+          <w:szCs w:val="21"/>
+        </w:rPr>
+        <w:t xml:space="preserve">Job_status = N with no EOD_date — the source system's end-of-day batch has not yet completed, so the job has nothing valid to load and is flagged as not run.</w:t>
       </w:r>
     </w:p>
     <w:p>
@@ -509,45 +1372,10 @@
       <w:r>
         <w:rPr>
           <w:rFonts w:ascii="Calibri" w:cs="Calibri" w:eastAsia="Calibri" w:hAnsi="Calibri"/>
-          <w:b/>
-          <w:bCs/>
-          <w:sz w:val="21"/>
-          <w:szCs w:val="21"/>
-        </w:rPr>
-        <w:t xml:space="preserve">Automate jobs: </w:t>
-      </w:r>
-      <w:r>
-        <w:rPr>
-          <w:rFonts w:ascii="Calibri" w:cs="Calibri" w:eastAsia="Calibri" w:hAnsi="Calibri"/>
-          <w:sz w:val="21"/>
-          <w:szCs w:val="21"/>
-        </w:rPr>
-        <w:t xml:space="preserve">Automate — job and table details recorded in the final step of each Automate job. Table structure to be confirmed.</w:t>
-      </w:r>
-    </w:p>
-    <w:p>
-      <w:pPr>
-        <w:spacing w:after="100"/>
-      </w:pPr>
-      <w:r>
-        <w:t xml:space="preserve"/>
-      </w:r>
-    </w:p>
-    <w:p>
-      <w:pPr>
-        <w:pStyle w:val="Heading1"/>
-        <w:spacing w:after="100" w:before="240"/>
-      </w:pPr>
-      <w:r>
-        <w:rPr>
-          <w:rFonts w:ascii="Calibri" w:cs="Calibri" w:eastAsia="Calibri" w:hAnsi="Calibri"/>
-          <w:b/>
-          <w:bCs/>
-          <w:color w:val="1F1F1F"/>
-          <w:sz w:val="26"/>
-          <w:szCs w:val="26"/>
-        </w:rPr>
-        <w:t xml:space="preserve">How a Delay or Failure Is Identified</w:t>
+          <w:sz w:val="21"/>
+          <w:szCs w:val="21"/>
+        </w:rPr>
+        <w:t xml:space="preserve">Job_status = N with a populated EOD_date — the source batch completed but the GCAP job itself failed to process it; flagged for investigation.</w:t>
       </w:r>
     </w:p>
     <w:p>
@@ -565,7 +1393,7 @@
           <w:sz w:val="21"/>
           <w:szCs w:val="21"/>
         </w:rPr>
-        <w:t xml:space="preserve">Job_status = N with no EOD_date — the source system's end-of-day batch has not yet completed, so the job has nothing valid to load and is flagged as not run.</w:t>
+        <w:t xml:space="preserve">Job_status = Y but Run_date later than expected schedule — job completed but later than scheduled, flagged as delayed rather than failed.</w:t>
       </w:r>
     </w:p>
     <w:p>
@@ -583,7 +1411,53 @@
           <w:sz w:val="21"/>
           <w:szCs w:val="21"/>
         </w:rPr>
-        <w:t xml:space="preserve">Job_status = N with a populated EOD_date — the source batch completed but the GCAP job itself failed to process it; flagged for investigation.</w:t>
+        <w:t xml:space="preserve">Job_status = Y with EOD_date and Run_date aligned to schedule — job completed on time, no flag.</w:t>
+      </w:r>
+    </w:p>
+    <w:p>
+      <w:pPr>
+        <w:spacing w:after="100"/>
+      </w:pPr>
+      <w:r>
+        <w:t xml:space="preserve"/>
+      </w:r>
+    </w:p>
+    <w:p>
+      <w:pPr>
+        <w:spacing w:after="100"/>
+      </w:pPr>
+      <w:r>
+        <w:rPr>
+          <w:rFonts w:ascii="Calibri" w:cs="Calibri" w:eastAsia="Calibri" w:hAnsi="Calibri"/>
+          <w:sz w:val="21"/>
+          <w:szCs w:val="21"/>
+        </w:rPr>
+        <w:t xml:space="preserve">This logic currently works at a date level only. Once a time field is confirmed for both GCAP and Automate, it will be refined to flag delays within the day.</w:t>
+      </w:r>
+    </w:p>
+    <w:p>
+      <w:pPr>
+        <w:spacing w:after="100"/>
+      </w:pPr>
+      <w:r>
+        <w:t xml:space="preserve"/>
+      </w:r>
+    </w:p>
+    <w:p>
+      <w:pPr>
+        <w:pStyle w:val="Heading1"/>
+        <w:spacing w:after="100" w:before="240"/>
+      </w:pPr>
+      <w:r>
+        <w:rPr>
+          <w:rFonts w:ascii="Calibri" w:cs="Calibri" w:eastAsia="Calibri" w:hAnsi="Calibri"/>
+          <w:b/>
+          <w:bCs/>
+          <w:color w:val="1F1F1F"/>
+          <w:sz w:val="26"/>
+          <w:szCs w:val="26"/>
+        </w:rPr>
+        <w:t xml:space="preserve">Open Items Before Build</w:t>
       </w:r>
     </w:p>
     <w:p>
@@ -601,7 +1475,7 @@
           <w:sz w:val="21"/>
           <w:szCs w:val="21"/>
         </w:rPr>
-        <w:t xml:space="preserve">Job_status = Y but Run_date later than expected schedule — job completed but later than scheduled, flagged as delayed rather than failed.</w:t>
+        <w:t xml:space="preserve">Locate the exact field that stores the scheduled run time for each job — current GCAP table confirms run date but not a scheduled time value.</w:t>
       </w:r>
     </w:p>
     <w:p>
@@ -619,32 +1493,7 @@
           <w:sz w:val="21"/>
           <w:szCs w:val="21"/>
         </w:rPr>
-        <w:t xml:space="preserve">Job_status = Y with EOD_date and Run_date aligned to schedule — job completed on time, no flag.</w:t>
-      </w:r>
-    </w:p>
-    <w:p>
-      <w:pPr>
-        <w:spacing w:after="100"/>
-      </w:pPr>
-      <w:r>
-        <w:t xml:space="preserve"/>
-      </w:r>
-    </w:p>
-    <w:p>
-      <w:pPr>
-        <w:pStyle w:val="Heading1"/>
-        <w:spacing w:after="100" w:before="240"/>
-      </w:pPr>
-      <w:r>
-        <w:rPr>
-          <w:rFonts w:ascii="Calibri" w:cs="Calibri" w:eastAsia="Calibri" w:hAnsi="Calibri"/>
-          <w:b/>
-          <w:bCs/>
-          <w:color w:val="1F1F1F"/>
-          <w:sz w:val="26"/>
-          <w:szCs w:val="26"/>
-        </w:rPr>
-        <w:t xml:space="preserve">Open Items Before Build</w:t>
+        <w:t xml:space="preserve">Confirm the Automate table structure and whether a separate completion/success field exists.</w:t>
       </w:r>
     </w:p>
     <w:p>
@@ -662,43 +1511,7 @@
           <w:sz w:val="21"/>
           <w:szCs w:val="21"/>
         </w:rPr>
-        <w:t xml:space="preserve">Locate the exact field that stores the scheduled run time for each job — current GCAP table confirms run date but not a scheduled time value; likely needs to be pulled from the SQL Server Agent Job Monitor schedule directly.</w:t>
-      </w:r>
-    </w:p>
-    <w:p>
-      <w:pPr>
-        <w:pStyle w:val="ListParagraph"/>
-        <w:numPr>
-          <w:ilvl w:val="0"/>
-          <w:numId w:val="2"/>
-        </w:numPr>
-        <w:spacing w:after="60"/>
-      </w:pPr>
-      <w:r>
-        <w:rPr>
-          <w:rFonts w:ascii="Calibri" w:cs="Calibri" w:eastAsia="Calibri" w:hAnsi="Calibri"/>
-          <w:sz w:val="21"/>
-          <w:szCs w:val="21"/>
-        </w:rPr>
-        <w:t xml:space="preserve">Confirm the Automate table structure and how scheduled vs actual time is recorded there.</w:t>
-      </w:r>
-    </w:p>
-    <w:p>
-      <w:pPr>
-        <w:pStyle w:val="ListParagraph"/>
-        <w:numPr>
-          <w:ilvl w:val="0"/>
-          <w:numId w:val="2"/>
-        </w:numPr>
-        <w:spacing w:after="60"/>
-      </w:pPr>
-      <w:r>
-        <w:rPr>
-          <w:rFonts w:ascii="Calibri" w:cs="Calibri" w:eastAsia="Calibri" w:hAnsi="Calibri"/>
-          <w:sz w:val="21"/>
-          <w:szCs w:val="21"/>
-        </w:rPr>
-        <w:t xml:space="preserve">Confirm whether Type C and Automate jobs need their own separate status logic, given they depend on every upstream Type A/B job completing first.</w:t>
+        <w:t xml:space="preserve">Database access (RITM8945485) — still pending, needed before Power BI can connect to GCAP.</w:t>
       </w:r>
     </w:p>
     <w:sectPr>
